--- a/lab6/report/pre/LAB6_예비보고서.docx
+++ b/lab6/report/pre/LAB6_예비보고서.docx
@@ -1776,7 +1776,7 @@
                 <w:color w:val="222222"/>
                 <w:sz w:val="14"/>
               </w:rPr>
-              <w:t>master (보고서의 GitHub 주소가 가리키는 위치)</w:t>
+              <w:t>cb8ab232243dd438ab6e3f4444ea969018ef58f7 (보고서의 GitHub 주소가 가리키는 위치)</w:t>
             </w:r>
           </w:p>
         </w:tc>
@@ -1881,7 +1881,7 @@
             <w:u w:val="single"/>
             <w:sz w:val="14"/>
           </w:rPr>
-          <w:t xml:space="preserve">https://github.com/tae2yi/UOS_ece2/tree/master/lab6</w:t>
+          <w:t xml:space="preserve">https://github.com/tae2yi/UOS_ece2/tree/cb8ab232243dd438ab6e3f4444ea969018ef58f7/lab6</w:t>
         </w:r>
       </w:hyperlink>
     </w:p>
@@ -1928,7 +1928,7 @@
             <w:u w:val="single"/>
             <w:sz w:val="14"/>
           </w:rPr>
-          <w:t xml:space="preserve">https://github.com/tae2yi/UOS_ece2/blob/master/lab6/report/pre/logs/stm32_routine.diff</w:t>
+          <w:t xml:space="preserve">https://github.com/tae2yi/UOS_ece2/blob/cb8ab232243dd438ab6e3f4444ea969018ef58f7/lab6/report/pre/logs/stm32_routine.diff</w:t>
         </w:r>
       </w:hyperlink>
     </w:p>
@@ -3518,7 +3518,7 @@
             <w:u w:val="single"/>
             <w:sz w:val="14"/>
           </w:rPr>
-          <w:t xml:space="preserve">https://github.com/tae2yi/UOS_ece2/blob/master/lab6/stm32_lab/Core/Src/ece2_474_routine.c#L63-L82</w:t>
+          <w:t xml:space="preserve">https://github.com/tae2yi/UOS_ece2/blob/cb8ab232243dd438ab6e3f4444ea969018ef58f7/lab6/stm32_lab/Core/Src/ece2_474_routine.c#L63-L82</w:t>
         </w:r>
       </w:hyperlink>
     </w:p>
@@ -3862,7 +3862,7 @@
             <w:u w:val="single"/>
             <w:sz w:val="14"/>
           </w:rPr>
-          <w:t xml:space="preserve">https://github.com/tae2yi/UOS_ece2/blob/master/lab6/stm32_lab/Core/Src/ece2_474_routine.c#L85-L105</w:t>
+          <w:t xml:space="preserve">https://github.com/tae2yi/UOS_ece2/blob/cb8ab232243dd438ab6e3f4444ea969018ef58f7/lab6/stm32_lab/Core/Src/ece2_474_routine.c#L85-L105</w:t>
         </w:r>
       </w:hyperlink>
     </w:p>
@@ -4144,7 +4144,7 @@
             <w:u w:val="single"/>
             <w:sz w:val="14"/>
           </w:rPr>
-          <w:t xml:space="preserve">https://github.com/tae2yi/UOS_ece2/tree/master/lab6/stm32_2_hostsim/results</w:t>
+          <w:t xml:space="preserve">https://github.com/tae2yi/UOS_ece2/tree/cb8ab232243dd438ab6e3f4444ea969018ef58f7/lab6/stm32_2_hostsim/results</w:t>
         </w:r>
       </w:hyperlink>
     </w:p>
@@ -4931,7 +4931,7 @@
             <w:u w:val="single"/>
             <w:sz w:val="14"/>
           </w:rPr>
-          <w:t xml:space="preserve">https://github.com/tae2yi/UOS_ece2/blob/master/lab6/report/pre/logs/stm32_arm_build.txt</w:t>
+          <w:t xml:space="preserve">https://github.com/tae2yi/UOS_ece2/blob/cb8ab232243dd438ab6e3f4444ea969018ef58f7/lab6/report/pre/logs/stm32_arm_build.txt</w:t>
         </w:r>
       </w:hyperlink>
     </w:p>
@@ -6076,7 +6076,7 @@
             <w:u w:val="single"/>
             <w:sz w:val="14"/>
           </w:rPr>
-          <w:t xml:space="preserve">https://github.com/tae2yi/UOS_ece2/blob/master/lab6/stm32_2_hostsim/results/task6_chars_uart3.hex</w:t>
+          <w:t xml:space="preserve">https://github.com/tae2yi/UOS_ece2/blob/cb8ab232243dd438ab6e3f4444ea969018ef58f7/lab6/stm32_2_hostsim/results/task6_chars_uart3.hex</w:t>
         </w:r>
       </w:hyperlink>
     </w:p>
@@ -6444,7 +6444,7 @@
             <w:u w:val="single"/>
             <w:sz w:val="14"/>
           </w:rPr>
-          <w:t xml:space="preserve">https://github.com/tae2yi/UOS_ece2/blob/master/lab6/lab6_04_uart_led/src/mcu_uart_led.v#L33-L52</w:t>
+          <w:t xml:space="preserve">https://github.com/tae2yi/UOS_ece2/blob/cb8ab232243dd438ab6e3f4444ea969018ef58f7/lab6/lab6_04_uart_led/src/mcu_uart_led.v#L33-L52</w:t>
         </w:r>
       </w:hyperlink>
     </w:p>
@@ -7027,7 +7027,7 @@
             <w:u w:val="single"/>
             <w:sz w:val="14"/>
           </w:rPr>
-          <w:t xml:space="preserve">https://github.com/tae2yi/UOS_ece2/tree/master/lab6/report/pre/logs</w:t>
+          <w:t xml:space="preserve">https://github.com/tae2yi/UOS_ece2/tree/cb8ab232243dd438ab6e3f4444ea969018ef58f7/lab6/report/pre/logs</w:t>
         </w:r>
       </w:hyperlink>
     </w:p>
@@ -7486,7 +7486,7 @@
             <w:u w:val="single"/>
             <w:sz w:val="14"/>
           </w:rPr>
-          <w:t xml:space="preserve">https://github.com/tae2yi/UOS_ece2/blob/master/lab6/lab6_04_uart_led/constraints/mcu_uart_led.xdc</w:t>
+          <w:t xml:space="preserve">https://github.com/tae2yi/UOS_ece2/blob/cb8ab232243dd438ab6e3f4444ea969018ef58f7/lab6/lab6_04_uart_led/constraints/mcu_uart_led.xdc</w:t>
         </w:r>
       </w:hyperlink>
     </w:p>
@@ -8608,7 +8608,7 @@
             <w:u w:val="single"/>
             <w:sz w:val="14"/>
           </w:rPr>
-          <w:t xml:space="preserve">https://github.com/tae2yi/UOS_ece2/blob/master/lab6/report/pre/logs/lab6_04_uart_led_tb_icarus.txt</w:t>
+          <w:t xml:space="preserve">https://github.com/tae2yi/UOS_ece2/blob/cb8ab232243dd438ab6e3f4444ea969018ef58f7/lab6/report/pre/logs/lab6_04_uart_led_tb_icarus.txt</w:t>
         </w:r>
       </w:hyperlink>
     </w:p>
@@ -9427,7 +9427,7 @@
             <w:u w:val="single"/>
             <w:sz w:val="14"/>
           </w:rPr>
-          <w:t xml:space="preserve">https://github.com/tae2yi/UOS_ece2/blob/master/lab6/lab6_01_servo/src/servo_pwm.v#L10-L20</w:t>
+          <w:t xml:space="preserve">https://github.com/tae2yi/UOS_ece2/blob/cb8ab232243dd438ab6e3f4444ea969018ef58f7/lab6/lab6_01_servo/src/servo_pwm.v#L10-L20</w:t>
         </w:r>
       </w:hyperlink>
     </w:p>
@@ -9839,7 +9839,7 @@
             <w:u w:val="single"/>
             <w:sz w:val="14"/>
           </w:rPr>
-          <w:t xml:space="preserve">https://github.com/tae2yi/UOS_ece2/blob/master/lab6/lab6_01_servo/src/button_pulse.v#L5-L26</w:t>
+          <w:t xml:space="preserve">https://github.com/tae2yi/UOS_ece2/blob/cb8ab232243dd438ab6e3f4444ea969018ef58f7/lab6/lab6_01_servo/src/button_pulse.v#L5-L26</w:t>
         </w:r>
       </w:hyperlink>
     </w:p>
@@ -10520,7 +10520,7 @@
             <w:u w:val="single"/>
             <w:sz w:val="14"/>
           </w:rPr>
-          <w:t xml:space="preserve">https://github.com/tae2yi/UOS_ece2/tree/master/lab6/report/pre/logs</w:t>
+          <w:t xml:space="preserve">https://github.com/tae2yi/UOS_ece2/tree/cb8ab232243dd438ab6e3f4444ea969018ef58f7/lab6/report/pre/logs</w:t>
         </w:r>
       </w:hyperlink>
     </w:p>
@@ -11272,7 +11272,7 @@
             <w:u w:val="single"/>
             <w:sz w:val="14"/>
           </w:rPr>
-          <w:t xml:space="preserve">https://github.com/tae2yi/UOS_ece2/blob/master/lab6/lab6_01_servo/variants/servo_pwm_mul.v#L20-L22</w:t>
+          <w:t xml:space="preserve">https://github.com/tae2yi/UOS_ece2/blob/cb8ab232243dd438ab6e3f4444ea969018ef58f7/lab6/lab6_01_servo/variants/servo_pwm_mul.v#L20-L22</w:t>
         </w:r>
       </w:hyperlink>
     </w:p>
@@ -13012,7 +13012,7 @@
             <w:u w:val="single"/>
             <w:sz w:val="14"/>
           </w:rPr>
-          <w:t xml:space="preserve">https://github.com/tae2yi/UOS_ece2/blob/master/lab6/lab6_02_sram/src/sram_bus_control.v#L4-L14</w:t>
+          <w:t xml:space="preserve">https://github.com/tae2yi/UOS_ece2/blob/cb8ab232243dd438ab6e3f4444ea969018ef58f7/lab6/lab6_02_sram/src/sram_bus_control.v#L4-L14</w:t>
         </w:r>
       </w:hyperlink>
     </w:p>
@@ -13122,7 +13122,7 @@
             <w:u w:val="single"/>
             <w:sz w:val="14"/>
           </w:rPr>
-          <w:t xml:space="preserve">https://github.com/tae2yi/UOS_ece2/blob/master/lab6/lab6_02_sram/src/sram.v#L12-L14</w:t>
+          <w:t xml:space="preserve">https://github.com/tae2yi/UOS_ece2/blob/cb8ab232243dd438ab6e3f4444ea969018ef58f7/lab6/lab6_02_sram/src/sram.v#L12-L14</w:t>
         </w:r>
       </w:hyperlink>
     </w:p>
@@ -13295,7 +13295,7 @@
             <w:u w:val="single"/>
             <w:sz w:val="14"/>
           </w:rPr>
-          <w:t xml:space="preserve">https://github.com/tae2yi/UOS_ece2/tree/master/lab6/report/pre/logs</w:t>
+          <w:t xml:space="preserve">https://github.com/tae2yi/UOS_ece2/tree/cb8ab232243dd438ab6e3f4444ea969018ef58f7/lab6/report/pre/logs</w:t>
         </w:r>
       </w:hyperlink>
     </w:p>
@@ -14547,7 +14547,7 @@
             <w:u w:val="single"/>
             <w:sz w:val="14"/>
           </w:rPr>
-          <w:t xml:space="preserve">https://github.com/tae2yi/UOS_ece2/blob/master/lab6/lab6_03_dac/src/dac_parallel8.v#L12-L18</w:t>
+          <w:t xml:space="preserve">https://github.com/tae2yi/UOS_ece2/blob/cb8ab232243dd438ab6e3f4444ea969018ef58f7/lab6/lab6_03_dac/src/dac_parallel8.v#L12-L18</w:t>
         </w:r>
       </w:hyperlink>
     </w:p>
@@ -14801,7 +14801,7 @@
             <w:u w:val="single"/>
             <w:sz w:val="14"/>
           </w:rPr>
-          <w:t xml:space="preserve">https://github.com/tae2yi/UOS_ece2/tree/master/lab6/report/pre/logs</w:t>
+          <w:t xml:space="preserve">https://github.com/tae2yi/UOS_ece2/tree/cb8ab232243dd438ab6e3f4444ea969018ef58f7/lab6/report/pre/logs</w:t>
         </w:r>
       </w:hyperlink>
     </w:p>
@@ -15867,7 +15867,7 @@
             <w:u w:val="single"/>
             <w:sz w:val="14"/>
           </w:rPr>
-          <w:t xml:space="preserve">https://github.com/tae2yi/UOS_ece2/blob/master/lab6/lab6_03_dac/constraints/dac.xdc</w:t>
+          <w:t xml:space="preserve">https://github.com/tae2yi/UOS_ece2/blob/cb8ab232243dd438ab6e3f4444ea969018ef58f7/lab6/lab6_03_dac/constraints/dac.xdc</w:t>
         </w:r>
       </w:hyperlink>
     </w:p>
